--- a/regjistrimi-nderteses/3-Mbështjellësi-i-lëndës-O-72209079-629-1-17-0-Cadi.docx
+++ b/regjistrimi-nderteses/3-Mbështjellësi-i-lëndës-O-72209079-629-1-17-0-Cadi.docx
@@ -1,6 +1,6 @@
 
 <file path=word/document.xml><?xml version="1.0" encoding="utf-8"?>
-<w:document xmlns:wpc="http://schemas.microsoft.com/office/word/2010/wordprocessingCanvas" xmlns:cx="http://schemas.microsoft.com/office/drawing/2014/chartex" xmlns:cx1="http://schemas.microsoft.com/office/drawing/2015/9/8/chartex" xmlns:cx2="http://schemas.microsoft.com/office/drawing/2015/10/21/chartex" xmlns:cx3="http://schemas.microsoft.com/office/drawing/2016/5/9/chartex" xmlns:cx4="http://schemas.microsoft.com/office/drawing/2016/5/10/chartex" xmlns:cx5="http://schemas.microsoft.com/office/drawing/2016/5/11/chartex" xmlns:cx6="http://schemas.microsoft.com/office/drawing/2016/5/12/chartex" xmlns:cx7="http://schemas.microsoft.com/office/drawing/2016/5/13/chartex" xmlns:cx8="http://schemas.microsoft.com/office/drawing/2016/5/14/chartex" xmlns:mc="http://schemas.openxmlformats.org/markup-compatibility/2006" xmlns:aink="http://schemas.microsoft.com/office/drawing/2016/ink" xmlns:am3d="http://schemas.microsoft.com/office/drawing/2017/model3d" xmlns:o="urn:schemas-microsoft-com:office:office" xmlns:oel="http://schemas.microsoft.com/office/2019/extlst" xmlns:r="http://schemas.openxmlformats.org/officeDocument/2006/relationships" xmlns:m="http://schemas.openxmlformats.org/officeDocument/2006/math" xmlns:v="urn:schemas-microsoft-com:vml" xmlns:wp14="http://schemas.microsoft.com/office/word/2010/wordprocessingDrawing" xmlns:wp="http://schemas.openxmlformats.org/drawingml/2006/wordprocessingDrawing" xmlns:w10="urn:schemas-microsoft-com:office:word" xmlns:w="http://schemas.openxmlformats.org/wordprocessingml/2006/main" xmlns:w14="http://schemas.microsoft.com/office/word/2010/wordml" xmlns:w15="http://schemas.microsoft.com/office/word/2012/wordml" xmlns:w16cex="http://schemas.microsoft.com/office/word/2018/wordml/cex" xmlns:w16cid="http://schemas.microsoft.com/office/word/2016/wordml/cid" xmlns:w16="http://schemas.microsoft.com/office/word/2018/wordml" xmlns:w16du="http://schemas.microsoft.com/office/word/2023/wordml/word16du" xmlns:w16sdtdh="http://schemas.microsoft.com/office/word/2020/wordml/sdtdatahash" xmlns:w16se="http://schemas.microsoft.com/office/word/2015/wordml/symex" xmlns:wpg="http://schemas.microsoft.com/office/word/2010/wordprocessingGroup" xmlns:wpi="http://schemas.microsoft.com/office/word/2010/wordprocessingInk" xmlns:wne="http://schemas.microsoft.com/office/word/2006/wordml" xmlns:wps="http://schemas.microsoft.com/office/word/2010/wordprocessingShape" mc:Ignorable="w14 w15 w16se w16cid w16 w16cex w16sdtdh w16du wp14">
+<w:document xmlns:wpc="http://schemas.microsoft.com/office/word/2010/wordprocessingCanvas" xmlns:cx="http://schemas.microsoft.com/office/drawing/2014/chartex" xmlns:cx1="http://schemas.microsoft.com/office/drawing/2015/9/8/chartex" xmlns:cx2="http://schemas.microsoft.com/office/drawing/2015/10/21/chartex" xmlns:cx3="http://schemas.microsoft.com/office/drawing/2016/5/9/chartex" xmlns:cx4="http://schemas.microsoft.com/office/drawing/2016/5/10/chartex" xmlns:cx5="http://schemas.microsoft.com/office/drawing/2016/5/11/chartex" xmlns:cx6="http://schemas.microsoft.com/office/drawing/2016/5/12/chartex" xmlns:cx7="http://schemas.microsoft.com/office/drawing/2016/5/13/chartex" xmlns:cx8="http://schemas.microsoft.com/office/drawing/2016/5/14/chartex" xmlns:mc="http://schemas.openxmlformats.org/markup-compatibility/2006" xmlns:aink="http://schemas.microsoft.com/office/drawing/2016/ink" xmlns:am3d="http://schemas.microsoft.com/office/drawing/2017/model3d" xmlns:o="urn:schemas-microsoft-com:office:office" xmlns:oel="http://schemas.microsoft.com/office/2019/extlst" xmlns:r="http://schemas.openxmlformats.org/officeDocument/2006/relationships" xmlns:m="http://schemas.openxmlformats.org/officeDocument/2006/math" xmlns:v="urn:schemas-microsoft-com:vml" xmlns:wp14="http://schemas.microsoft.com/office/word/2010/wordprocessingDrawing" xmlns:wp="http://schemas.openxmlformats.org/drawingml/2006/wordprocessingDrawing" xmlns:w10="urn:schemas-microsoft-com:office:word" xmlns:w="http://schemas.openxmlformats.org/wordprocessingml/2006/main" xmlns:w14="http://schemas.microsoft.com/office/word/2010/wordml" xmlns:w15="http://schemas.microsoft.com/office/word/2012/wordml" xmlns:w16cex="http://schemas.microsoft.com/office/word/2018/wordml/cex" xmlns:w16cid="http://schemas.microsoft.com/office/word/2016/wordml/cid" xmlns:w16="http://schemas.microsoft.com/office/word/2018/wordml" xmlns:w16du="http://schemas.microsoft.com/office/word/2023/wordml/word16du" xmlns:w16sdtdh="http://schemas.microsoft.com/office/word/2020/wordml/sdtdatahash" xmlns:w16sdtfl="http://schemas.microsoft.com/office/word/2024/wordml/sdtformatlock" xmlns:w16se="http://schemas.microsoft.com/office/word/2015/wordml/symex" xmlns:wpg="http://schemas.microsoft.com/office/word/2010/wordprocessingGroup" xmlns:wpi="http://schemas.microsoft.com/office/word/2010/wordprocessingInk" xmlns:wne="http://schemas.microsoft.com/office/word/2006/wordml" xmlns:wps="http://schemas.microsoft.com/office/word/2010/wordprocessingShape" mc:Ignorable="w14 w15 w16se w16cid w16 w16cex w16sdtdh w16sdtfl w16du wp14">
   <w:body>
     <w:tbl>
       <w:tblPr>
@@ -419,7 +419,7 @@
                           <w:szCs w:val="30"/>
                           <w:u w:val="single"/>
                         </w:rPr>
-                        <w:t>136/2024</w:t>
+                        <w:t>228/2026</w:t>
                       </w:r>
                     </w:p>
                   </w:txbxContent>
@@ -639,7 +639,7 @@
                           <w:szCs w:val="30"/>
                           <w:u w:val="single"/>
                         </w:rPr>
-                        <w:t>8</w:t>
+                        <w:t>2</w:t>
                       </w:r>
                       <w:r>
                         <w:rPr>
@@ -659,7 +659,7 @@
                           <w:szCs w:val="30"/>
                           <w:u w:val="single"/>
                         </w:rPr>
-                        <w:t>04</w:t>
+                        <w:t>0</w:t>
                       </w:r>
                       <w:r>
                         <w:rPr>
@@ -669,7 +669,7 @@
                           <w:szCs w:val="30"/>
                           <w:u w:val="single"/>
                         </w:rPr>
-                        <w:t>/202</w:t>
+                        <w:t>9</w:t>
                       </w:r>
                       <w:r>
                         <w:rPr>
@@ -679,7 +679,17 @@
                           <w:szCs w:val="30"/>
                           <w:u w:val="single"/>
                         </w:rPr>
-                        <w:t>4</w:t>
+                        <w:t>/202</w:t>
+                      </w:r>
+                      <w:r>
+                        <w:rPr>
+                          <w:rFonts w:ascii="Times New Roman" w:hAnsi="Times New Roman" w:cs="Times New Roman"/>
+                          <w:b/>
+                          <w:sz w:val="30"/>
+                          <w:szCs w:val="30"/>
+                          <w:u w:val="single"/>
+                        </w:rPr>
+                        <w:t>6</w:t>
                       </w:r>
                     </w:p>
                     <w:p>
@@ -971,7 +981,7 @@
           <w:sz w:val="28"/>
           <w:szCs w:val="28"/>
         </w:rPr>
-        <w:t>Ndërrim të kulturës së parcelës</w:t>
+        <w:t>Regjistrim i ndërtesës</w:t>
       </w:r>
     </w:p>
     <w:p>
@@ -2287,7 +2297,7 @@
 </file>
 
 <file path=word/endnotes.xml><?xml version="1.0" encoding="utf-8"?>
-<w:endnotes xmlns:wpc="http://schemas.microsoft.com/office/word/2010/wordprocessingCanvas" xmlns:cx="http://schemas.microsoft.com/office/drawing/2014/chartex" xmlns:cx1="http://schemas.microsoft.com/office/drawing/2015/9/8/chartex" xmlns:cx2="http://schemas.microsoft.com/office/drawing/2015/10/21/chartex" xmlns:cx3="http://schemas.microsoft.com/office/drawing/2016/5/9/chartex" xmlns:cx4="http://schemas.microsoft.com/office/drawing/2016/5/10/chartex" xmlns:cx5="http://schemas.microsoft.com/office/drawing/2016/5/11/chartex" xmlns:cx6="http://schemas.microsoft.com/office/drawing/2016/5/12/chartex" xmlns:cx7="http://schemas.microsoft.com/office/drawing/2016/5/13/chartex" xmlns:cx8="http://schemas.microsoft.com/office/drawing/2016/5/14/chartex" xmlns:mc="http://schemas.openxmlformats.org/markup-compatibility/2006" xmlns:aink="http://schemas.microsoft.com/office/drawing/2016/ink" xmlns:am3d="http://schemas.microsoft.com/office/drawing/2017/model3d" xmlns:o="urn:schemas-microsoft-com:office:office" xmlns:oel="http://schemas.microsoft.com/office/2019/extlst" xmlns:r="http://schemas.openxmlformats.org/officeDocument/2006/relationships" xmlns:m="http://schemas.openxmlformats.org/officeDocument/2006/math" xmlns:v="urn:schemas-microsoft-com:vml" xmlns:wp14="http://schemas.microsoft.com/office/word/2010/wordprocessingDrawing" xmlns:wp="http://schemas.openxmlformats.org/drawingml/2006/wordprocessingDrawing" xmlns:w10="urn:schemas-microsoft-com:office:word" xmlns:w="http://schemas.openxmlformats.org/wordprocessingml/2006/main" xmlns:w14="http://schemas.microsoft.com/office/word/2010/wordml" xmlns:w15="http://schemas.microsoft.com/office/word/2012/wordml" xmlns:w16cex="http://schemas.microsoft.com/office/word/2018/wordml/cex" xmlns:w16cid="http://schemas.microsoft.com/office/word/2016/wordml/cid" xmlns:w16="http://schemas.microsoft.com/office/word/2018/wordml" xmlns:w16du="http://schemas.microsoft.com/office/word/2023/wordml/word16du" xmlns:w16sdtdh="http://schemas.microsoft.com/office/word/2020/wordml/sdtdatahash" xmlns:w16se="http://schemas.microsoft.com/office/word/2015/wordml/symex" xmlns:wpg="http://schemas.microsoft.com/office/word/2010/wordprocessingGroup" xmlns:wpi="http://schemas.microsoft.com/office/word/2010/wordprocessingInk" xmlns:wne="http://schemas.microsoft.com/office/word/2006/wordml" xmlns:wps="http://schemas.microsoft.com/office/word/2010/wordprocessingShape" mc:Ignorable="w14 w15 w16se w16cid w16 w16cex w16sdtdh w16du wp14">
+<w:endnotes xmlns:wpc="http://schemas.microsoft.com/office/word/2010/wordprocessingCanvas" xmlns:cx="http://schemas.microsoft.com/office/drawing/2014/chartex" xmlns:cx1="http://schemas.microsoft.com/office/drawing/2015/9/8/chartex" xmlns:cx2="http://schemas.microsoft.com/office/drawing/2015/10/21/chartex" xmlns:cx3="http://schemas.microsoft.com/office/drawing/2016/5/9/chartex" xmlns:cx4="http://schemas.microsoft.com/office/drawing/2016/5/10/chartex" xmlns:cx5="http://schemas.microsoft.com/office/drawing/2016/5/11/chartex" xmlns:cx6="http://schemas.microsoft.com/office/drawing/2016/5/12/chartex" xmlns:cx7="http://schemas.microsoft.com/office/drawing/2016/5/13/chartex" xmlns:cx8="http://schemas.microsoft.com/office/drawing/2016/5/14/chartex" xmlns:mc="http://schemas.openxmlformats.org/markup-compatibility/2006" xmlns:aink="http://schemas.microsoft.com/office/drawing/2016/ink" xmlns:am3d="http://schemas.microsoft.com/office/drawing/2017/model3d" xmlns:o="urn:schemas-microsoft-com:office:office" xmlns:oel="http://schemas.microsoft.com/office/2019/extlst" xmlns:r="http://schemas.openxmlformats.org/officeDocument/2006/relationships" xmlns:m="http://schemas.openxmlformats.org/officeDocument/2006/math" xmlns:v="urn:schemas-microsoft-com:vml" xmlns:wp14="http://schemas.microsoft.com/office/word/2010/wordprocessingDrawing" xmlns:wp="http://schemas.openxmlformats.org/drawingml/2006/wordprocessingDrawing" xmlns:w10="urn:schemas-microsoft-com:office:word" xmlns:w="http://schemas.openxmlformats.org/wordprocessingml/2006/main" xmlns:w14="http://schemas.microsoft.com/office/word/2010/wordml" xmlns:w15="http://schemas.microsoft.com/office/word/2012/wordml" xmlns:w16cex="http://schemas.microsoft.com/office/word/2018/wordml/cex" xmlns:w16cid="http://schemas.microsoft.com/office/word/2016/wordml/cid" xmlns:w16="http://schemas.microsoft.com/office/word/2018/wordml" xmlns:w16du="http://schemas.microsoft.com/office/word/2023/wordml/word16du" xmlns:w16sdtdh="http://schemas.microsoft.com/office/word/2020/wordml/sdtdatahash" xmlns:w16sdtfl="http://schemas.microsoft.com/office/word/2024/wordml/sdtformatlock" xmlns:w16se="http://schemas.microsoft.com/office/word/2015/wordml/symex" xmlns:wpg="http://schemas.microsoft.com/office/word/2010/wordprocessingGroup" xmlns:wpi="http://schemas.microsoft.com/office/word/2010/wordprocessingInk" xmlns:wne="http://schemas.microsoft.com/office/word/2006/wordml" xmlns:wps="http://schemas.microsoft.com/office/word/2010/wordprocessingShape" mc:Ignorable="w14 w15 w16se w16cid w16 w16cex w16sdtdh w16sdtfl w16du wp14">
   <w:endnote w:type="separator" w:id="-1">
     <w:p>
       <w:pPr>
@@ -2312,7 +2322,7 @@
 </file>
 
 <file path=word/footnotes.xml><?xml version="1.0" encoding="utf-8"?>
-<w:footnotes xmlns:wpc="http://schemas.microsoft.com/office/word/2010/wordprocessingCanvas" xmlns:cx="http://schemas.microsoft.com/office/drawing/2014/chartex" xmlns:cx1="http://schemas.microsoft.com/office/drawing/2015/9/8/chartex" xmlns:cx2="http://schemas.microsoft.com/office/drawing/2015/10/21/chartex" xmlns:cx3="http://schemas.microsoft.com/office/drawing/2016/5/9/chartex" xmlns:cx4="http://schemas.microsoft.com/office/drawing/2016/5/10/chartex" xmlns:cx5="http://schemas.microsoft.com/office/drawing/2016/5/11/chartex" xmlns:cx6="http://schemas.microsoft.com/office/drawing/2016/5/12/chartex" xmlns:cx7="http://schemas.microsoft.com/office/drawing/2016/5/13/chartex" xmlns:cx8="http://schemas.microsoft.com/office/drawing/2016/5/14/chartex" xmlns:mc="http://schemas.openxmlformats.org/markup-compatibility/2006" xmlns:aink="http://schemas.microsoft.com/office/drawing/2016/ink" xmlns:am3d="http://schemas.microsoft.com/office/drawing/2017/model3d" xmlns:o="urn:schemas-microsoft-com:office:office" xmlns:oel="http://schemas.microsoft.com/office/2019/extlst" xmlns:r="http://schemas.openxmlformats.org/officeDocument/2006/relationships" xmlns:m="http://schemas.openxmlformats.org/officeDocument/2006/math" xmlns:v="urn:schemas-microsoft-com:vml" xmlns:wp14="http://schemas.microsoft.com/office/word/2010/wordprocessingDrawing" xmlns:wp="http://schemas.openxmlformats.org/drawingml/2006/wordprocessingDrawing" xmlns:w10="urn:schemas-microsoft-com:office:word" xmlns:w="http://schemas.openxmlformats.org/wordprocessingml/2006/main" xmlns:w14="http://schemas.microsoft.com/office/word/2010/wordml" xmlns:w15="http://schemas.microsoft.com/office/word/2012/wordml" xmlns:w16cex="http://schemas.microsoft.com/office/word/2018/wordml/cex" xmlns:w16cid="http://schemas.microsoft.com/office/word/2016/wordml/cid" xmlns:w16="http://schemas.microsoft.com/office/word/2018/wordml" xmlns:w16du="http://schemas.microsoft.com/office/word/2023/wordml/word16du" xmlns:w16sdtdh="http://schemas.microsoft.com/office/word/2020/wordml/sdtdatahash" xmlns:w16se="http://schemas.microsoft.com/office/word/2015/wordml/symex" xmlns:wpg="http://schemas.microsoft.com/office/word/2010/wordprocessingGroup" xmlns:wpi="http://schemas.microsoft.com/office/word/2010/wordprocessingInk" xmlns:wne="http://schemas.microsoft.com/office/word/2006/wordml" xmlns:wps="http://schemas.microsoft.com/office/word/2010/wordprocessingShape" mc:Ignorable="w14 w15 w16se w16cid w16 w16cex w16sdtdh w16du wp14">
+<w:footnotes xmlns:wpc="http://schemas.microsoft.com/office/word/2010/wordprocessingCanvas" xmlns:cx="http://schemas.microsoft.com/office/drawing/2014/chartex" xmlns:cx1="http://schemas.microsoft.com/office/drawing/2015/9/8/chartex" xmlns:cx2="http://schemas.microsoft.com/office/drawing/2015/10/21/chartex" xmlns:cx3="http://schemas.microsoft.com/office/drawing/2016/5/9/chartex" xmlns:cx4="http://schemas.microsoft.com/office/drawing/2016/5/10/chartex" xmlns:cx5="http://schemas.microsoft.com/office/drawing/2016/5/11/chartex" xmlns:cx6="http://schemas.microsoft.com/office/drawing/2016/5/12/chartex" xmlns:cx7="http://schemas.microsoft.com/office/drawing/2016/5/13/chartex" xmlns:cx8="http://schemas.microsoft.com/office/drawing/2016/5/14/chartex" xmlns:mc="http://schemas.openxmlformats.org/markup-compatibility/2006" xmlns:aink="http://schemas.microsoft.com/office/drawing/2016/ink" xmlns:am3d="http://schemas.microsoft.com/office/drawing/2017/model3d" xmlns:o="urn:schemas-microsoft-com:office:office" xmlns:oel="http://schemas.microsoft.com/office/2019/extlst" xmlns:r="http://schemas.openxmlformats.org/officeDocument/2006/relationships" xmlns:m="http://schemas.openxmlformats.org/officeDocument/2006/math" xmlns:v="urn:schemas-microsoft-com:vml" xmlns:wp14="http://schemas.microsoft.com/office/word/2010/wordprocessingDrawing" xmlns:wp="http://schemas.openxmlformats.org/drawingml/2006/wordprocessingDrawing" xmlns:w10="urn:schemas-microsoft-com:office:word" xmlns:w="http://schemas.openxmlformats.org/wordprocessingml/2006/main" xmlns:w14="http://schemas.microsoft.com/office/word/2010/wordml" xmlns:w15="http://schemas.microsoft.com/office/word/2012/wordml" xmlns:w16cex="http://schemas.microsoft.com/office/word/2018/wordml/cex" xmlns:w16cid="http://schemas.microsoft.com/office/word/2016/wordml/cid" xmlns:w16="http://schemas.microsoft.com/office/word/2018/wordml" xmlns:w16du="http://schemas.microsoft.com/office/word/2023/wordml/word16du" xmlns:w16sdtdh="http://schemas.microsoft.com/office/word/2020/wordml/sdtdatahash" xmlns:w16sdtfl="http://schemas.microsoft.com/office/word/2024/wordml/sdtformatlock" xmlns:w16se="http://schemas.microsoft.com/office/word/2015/wordml/symex" xmlns:wpg="http://schemas.microsoft.com/office/word/2010/wordprocessingGroup" xmlns:wpi="http://schemas.microsoft.com/office/word/2010/wordprocessingInk" xmlns:wne="http://schemas.microsoft.com/office/word/2006/wordml" xmlns:wps="http://schemas.microsoft.com/office/word/2010/wordprocessingShape" mc:Ignorable="w14 w15 w16se w16cid w16 w16cex w16sdtdh w16sdtfl w16du wp14">
   <w:footnote w:type="separator" w:id="-1">
     <w:p>
       <w:pPr>
@@ -2337,7 +2347,7 @@
 </file>
 
 <file path=word/numbering.xml><?xml version="1.0" encoding="utf-8"?>
-<w:numbering xmlns:wpc="http://schemas.microsoft.com/office/word/2010/wordprocessingCanvas" xmlns:cx="http://schemas.microsoft.com/office/drawing/2014/chartex" xmlns:cx1="http://schemas.microsoft.com/office/drawing/2015/9/8/chartex" xmlns:cx2="http://schemas.microsoft.com/office/drawing/2015/10/21/chartex" xmlns:cx3="http://schemas.microsoft.com/office/drawing/2016/5/9/chartex" xmlns:cx4="http://schemas.microsoft.com/office/drawing/2016/5/10/chartex" xmlns:cx5="http://schemas.microsoft.com/office/drawing/2016/5/11/chartex" xmlns:cx6="http://schemas.microsoft.com/office/drawing/2016/5/12/chartex" xmlns:cx7="http://schemas.microsoft.com/office/drawing/2016/5/13/chartex" xmlns:cx8="http://schemas.microsoft.com/office/drawing/2016/5/14/chartex" xmlns:mc="http://schemas.openxmlformats.org/markup-compatibility/2006" xmlns:aink="http://schemas.microsoft.com/office/drawing/2016/ink" xmlns:am3d="http://schemas.microsoft.com/office/drawing/2017/model3d" xmlns:o="urn:schemas-microsoft-com:office:office" xmlns:oel="http://schemas.microsoft.com/office/2019/extlst" xmlns:r="http://schemas.openxmlformats.org/officeDocument/2006/relationships" xmlns:m="http://schemas.openxmlformats.org/officeDocument/2006/math" xmlns:v="urn:schemas-microsoft-com:vml" xmlns:wp14="http://schemas.microsoft.com/office/word/2010/wordprocessingDrawing" xmlns:wp="http://schemas.openxmlformats.org/drawingml/2006/wordprocessingDrawing" xmlns:w10="urn:schemas-microsoft-com:office:word" xmlns:w="http://schemas.openxmlformats.org/wordprocessingml/2006/main" xmlns:w14="http://schemas.microsoft.com/office/word/2010/wordml" xmlns:w15="http://schemas.microsoft.com/office/word/2012/wordml" xmlns:w16cex="http://schemas.microsoft.com/office/word/2018/wordml/cex" xmlns:w16cid="http://schemas.microsoft.com/office/word/2016/wordml/cid" xmlns:w16="http://schemas.microsoft.com/office/word/2018/wordml" xmlns:w16du="http://schemas.microsoft.com/office/word/2023/wordml/word16du" xmlns:w16sdtdh="http://schemas.microsoft.com/office/word/2020/wordml/sdtdatahash" xmlns:w16se="http://schemas.microsoft.com/office/word/2015/wordml/symex" xmlns:wpg="http://schemas.microsoft.com/office/word/2010/wordprocessingGroup" xmlns:wpi="http://schemas.microsoft.com/office/word/2010/wordprocessingInk" xmlns:wne="http://schemas.microsoft.com/office/word/2006/wordml" xmlns:wps="http://schemas.microsoft.com/office/word/2010/wordprocessingShape" mc:Ignorable="w14 w15 w16se w16cid w16 w16cex w16sdtdh w16du wp14">
+<w:numbering xmlns:wpc="http://schemas.microsoft.com/office/word/2010/wordprocessingCanvas" xmlns:cx="http://schemas.microsoft.com/office/drawing/2014/chartex" xmlns:cx1="http://schemas.microsoft.com/office/drawing/2015/9/8/chartex" xmlns:cx2="http://schemas.microsoft.com/office/drawing/2015/10/21/chartex" xmlns:cx3="http://schemas.microsoft.com/office/drawing/2016/5/9/chartex" xmlns:cx4="http://schemas.microsoft.com/office/drawing/2016/5/10/chartex" xmlns:cx5="http://schemas.microsoft.com/office/drawing/2016/5/11/chartex" xmlns:cx6="http://schemas.microsoft.com/office/drawing/2016/5/12/chartex" xmlns:cx7="http://schemas.microsoft.com/office/drawing/2016/5/13/chartex" xmlns:cx8="http://schemas.microsoft.com/office/drawing/2016/5/14/chartex" xmlns:mc="http://schemas.openxmlformats.org/markup-compatibility/2006" xmlns:aink="http://schemas.microsoft.com/office/drawing/2016/ink" xmlns:am3d="http://schemas.microsoft.com/office/drawing/2017/model3d" xmlns:o="urn:schemas-microsoft-com:office:office" xmlns:oel="http://schemas.microsoft.com/office/2019/extlst" xmlns:r="http://schemas.openxmlformats.org/officeDocument/2006/relationships" xmlns:m="http://schemas.openxmlformats.org/officeDocument/2006/math" xmlns:v="urn:schemas-microsoft-com:vml" xmlns:wp14="http://schemas.microsoft.com/office/word/2010/wordprocessingDrawing" xmlns:wp="http://schemas.openxmlformats.org/drawingml/2006/wordprocessingDrawing" xmlns:w10="urn:schemas-microsoft-com:office:word" xmlns:w="http://schemas.openxmlformats.org/wordprocessingml/2006/main" xmlns:w14="http://schemas.microsoft.com/office/word/2010/wordml" xmlns:w15="http://schemas.microsoft.com/office/word/2012/wordml" xmlns:w16cex="http://schemas.microsoft.com/office/word/2018/wordml/cex" xmlns:w16cid="http://schemas.microsoft.com/office/word/2016/wordml/cid" xmlns:w16="http://schemas.microsoft.com/office/word/2018/wordml" xmlns:w16du="http://schemas.microsoft.com/office/word/2023/wordml/word16du" xmlns:w16sdtdh="http://schemas.microsoft.com/office/word/2020/wordml/sdtdatahash" xmlns:w16sdtfl="http://schemas.microsoft.com/office/word/2024/wordml/sdtformatlock" xmlns:w16se="http://schemas.microsoft.com/office/word/2015/wordml/symex" xmlns:wpg="http://schemas.microsoft.com/office/word/2010/wordprocessingGroup" xmlns:wpi="http://schemas.microsoft.com/office/word/2010/wordprocessingInk" xmlns:wne="http://schemas.microsoft.com/office/word/2006/wordml" xmlns:wps="http://schemas.microsoft.com/office/word/2010/wordprocessingShape" mc:Ignorable="w14 w15 w16se w16cid w16 w16cex w16sdtdh w16sdtfl w16du wp14">
   <w:abstractNum w:abstractNumId="0" w15:restartNumberingAfterBreak="0">
     <w:nsid w:val="074A5CF7"/>
     <w:multiLevelType w:val="hybridMultilevel"/>
@@ -2895,7 +2905,7 @@
 </file>
 
 <file path=word/styles.xml><?xml version="1.0" encoding="utf-8"?>
-<w:styles xmlns:mc="http://schemas.openxmlformats.org/markup-compatibility/2006" xmlns:r="http://schemas.openxmlformats.org/officeDocument/2006/relationships" xmlns:w="http://schemas.openxmlformats.org/wordprocessingml/2006/main" xmlns:w14="http://schemas.microsoft.com/office/word/2010/wordml" xmlns:w15="http://schemas.microsoft.com/office/word/2012/wordml" xmlns:w16cex="http://schemas.microsoft.com/office/word/2018/wordml/cex" xmlns:w16cid="http://schemas.microsoft.com/office/word/2016/wordml/cid" xmlns:w16="http://schemas.microsoft.com/office/word/2018/wordml" xmlns:w16du="http://schemas.microsoft.com/office/word/2023/wordml/word16du" xmlns:w16sdtdh="http://schemas.microsoft.com/office/word/2020/wordml/sdtdatahash" xmlns:w16se="http://schemas.microsoft.com/office/word/2015/wordml/symex" mc:Ignorable="w14 w15 w16se w16cid w16 w16cex w16sdtdh w16du">
+<w:styles xmlns:mc="http://schemas.openxmlformats.org/markup-compatibility/2006" xmlns:r="http://schemas.openxmlformats.org/officeDocument/2006/relationships" xmlns:w="http://schemas.openxmlformats.org/wordprocessingml/2006/main" xmlns:w14="http://schemas.microsoft.com/office/word/2010/wordml" xmlns:w15="http://schemas.microsoft.com/office/word/2012/wordml" xmlns:w16cex="http://schemas.microsoft.com/office/word/2018/wordml/cex" xmlns:w16cid="http://schemas.microsoft.com/office/word/2016/wordml/cid" xmlns:w16="http://schemas.microsoft.com/office/word/2018/wordml" xmlns:w16du="http://schemas.microsoft.com/office/word/2023/wordml/word16du" xmlns:w16sdtdh="http://schemas.microsoft.com/office/word/2020/wordml/sdtdatahash" xmlns:w16sdtfl="http://schemas.microsoft.com/office/word/2024/wordml/sdtformatlock" xmlns:w16se="http://schemas.microsoft.com/office/word/2015/wordml/symex" mc:Ignorable="w14 w15 w16se w16cid w16 w16cex w16sdtdh w16sdtfl w16du">
   <w:docDefaults>
     <w:rPrDefault>
       <w:rPr>
